--- a/lessons/7-2/downloads/reveal/teacher/7.2-homework-packet-level-1.docx
+++ b/lessons/7-2/downloads/reveal/teacher/7.2-homework-packet-level-1.docx
@@ -78,14 +78,15 @@
           <w:caps/>
           <w:color w:val="003A70"/>
           <w:spacing w:val="12"/>
-          <w:sz w:val="21"/>
+          <w:sz w:val="22"/>
           <w:szCs w:val="21"/>
         </w:rPr>
-        <w:t xml:space="preserve">Lesson 7-2  ·  Homework Packet  ·  Level 1  ·  Sheet 1 of 2</w:t>
+        <w:t xml:space="preserve">Lesson 7-2  ·  Homework Packet  ·  Supported  ·  Session 1 · pages 1–2</w:t>
       </w:r>
     </w:p>
     <w:p>
       <w:pPr>
+        <w:pStyle w:val="Heading1"/>
         <w:keepNext/>
         <w:spacing w:before="0" w:after="10" w:line="240" w:lineRule="auto"/>
       </w:pPr>
@@ -111,7 +112,7 @@
         <w:rPr>
           <w:rFonts w:ascii="Avenir Next" w:hAnsi="Avenir Next" w:cs="Avenir Next" w:eastAsia="Avenir Next"/>
           <w:color w:val="5A5F66"/>
-          <w:sz w:val="17"/>
+          <w:sz w:val="22"/>
           <w:szCs w:val="17"/>
         </w:rPr>
         <w:t xml:space="preserve">Maryland Standard 6.NS.C.6c   ·   Learning target — I can plot a rational number and its opposite on a number line.</w:t>
@@ -158,6 +159,7 @@
           </w:tcPr>
           <w:p>
             <w:pPr>
+              <w:pStyle w:val="Heading2"/>
               <w:spacing w:before="0" w:after="40" w:line="264" w:lineRule="auto"/>
             </w:pPr>
             <w:r>
@@ -185,25 +187,25 @@
                 <w:rFonts w:ascii="Avenir Next" w:hAnsi="Avenir Next" w:cs="Avenir Next" w:eastAsia="Avenir Next"/>
                 <w:b/>
                 <w:color w:val="003A70"/>
+                <w:sz w:val="22"/>
+                <w:szCs w:val="18"/>
+              </w:rPr>
+              <w:t xml:space="preserve">•</w:t>
+            </w:r>
+            <w:r>
+              <w:rPr>
+                <w:rFonts w:ascii="Avenir Next" w:hAnsi="Avenir Next" w:cs="Avenir Next" w:eastAsia="Avenir Next"/>
+                <w:color w:val="1A1A1A"/>
                 <w:sz w:val="18"/>
                 <w:szCs w:val="18"/>
               </w:rPr>
-              <w:t xml:space="preserve">•</w:t>
-            </w:r>
-            <w:r>
-              <w:rPr>
-                <w:rFonts w:ascii="Avenir Next" w:hAnsi="Avenir Next" w:cs="Avenir Next" w:eastAsia="Avenir Next"/>
-                <w:color w:val="1A1A1A"/>
-                <w:sz w:val="18"/>
-                <w:szCs w:val="18"/>
-              </w:rPr>
               <w:tab/>
             </w:r>
             <w:r>
               <w:rPr>
                 <w:rFonts w:ascii="Avenir Next" w:hAnsi="Avenir Next" w:cs="Avenir Next" w:eastAsia="Avenir Next"/>
                 <w:color w:val="1A1A1A"/>
-                <w:sz w:val="18"/>
+                <w:sz w:val="22"/>
                 <w:szCs w:val="18"/>
               </w:rPr>
               <w:t xml:space="preserve">A </w:t>
@@ -213,7 +215,7 @@
                 <w:rFonts w:ascii="Avenir Next" w:hAnsi="Avenir Next" w:cs="Avenir Next" w:eastAsia="Avenir Next"/>
                 <w:b/>
                 <w:color w:val="1A1A1A"/>
-                <w:sz w:val="18"/>
+                <w:sz w:val="22"/>
                 <w:szCs w:val="18"/>
               </w:rPr>
               <w:t xml:space="preserve">rational number</w:t>
@@ -222,7 +224,7 @@
               <w:rPr>
                 <w:rFonts w:ascii="Avenir Next" w:hAnsi="Avenir Next" w:cs="Avenir Next" w:eastAsia="Avenir Next"/>
                 <w:color w:val="1A1A1A"/>
-                <w:sz w:val="18"/>
+                <w:sz w:val="22"/>
                 <w:szCs w:val="18"/>
               </w:rPr>
               <w:t xml:space="preserve"> can be written as a fraction </w:t>
@@ -232,7 +234,7 @@
                 <w:rFonts w:ascii="Avenir Next" w:hAnsi="Avenir Next" w:cs="Avenir Next" w:eastAsia="Avenir Next"/>
                 <w:i/>
                 <w:color w:val="1A1A1A"/>
-                <w:sz w:val="18"/>
+                <w:sz w:val="22"/>
                 <w:szCs w:val="18"/>
               </w:rPr>
               <w:t xml:space="preserve">a</w:t>
@@ -241,7 +243,7 @@
               <w:rPr>
                 <w:rFonts w:ascii="Avenir Next" w:hAnsi="Avenir Next" w:cs="Avenir Next" w:eastAsia="Avenir Next"/>
                 <w:color w:val="1A1A1A"/>
-                <w:sz w:val="18"/>
+                <w:sz w:val="22"/>
                 <w:szCs w:val="18"/>
               </w:rPr>
               <w:t xml:space="preserve">/</w:t>
@@ -251,7 +253,7 @@
                 <w:rFonts w:ascii="Avenir Next" w:hAnsi="Avenir Next" w:cs="Avenir Next" w:eastAsia="Avenir Next"/>
                 <w:i/>
                 <w:color w:val="1A1A1A"/>
-                <w:sz w:val="18"/>
+                <w:sz w:val="22"/>
                 <w:szCs w:val="18"/>
               </w:rPr>
               <w:t xml:space="preserve">b</w:t>
@@ -260,7 +262,7 @@
               <w:rPr>
                 <w:rFonts w:ascii="Avenir Next" w:hAnsi="Avenir Next" w:cs="Avenir Next" w:eastAsia="Avenir Next"/>
                 <w:color w:val="1A1A1A"/>
-                <w:sz w:val="18"/>
+                <w:sz w:val="22"/>
                 <w:szCs w:val="18"/>
               </w:rPr>
               <w:t xml:space="preserve"> of two integers (</w:t>
@@ -270,7 +272,7 @@
                 <w:rFonts w:ascii="Avenir Next" w:hAnsi="Avenir Next" w:cs="Avenir Next" w:eastAsia="Avenir Next"/>
                 <w:i/>
                 <w:color w:val="1A1A1A"/>
-                <w:sz w:val="18"/>
+                <w:sz w:val="22"/>
                 <w:szCs w:val="18"/>
               </w:rPr>
               <w:t xml:space="preserve">b</w:t>
@@ -279,7 +281,7 @@
               <w:rPr>
                 <w:rFonts w:ascii="Avenir Next" w:hAnsi="Avenir Next" w:cs="Avenir Next" w:eastAsia="Avenir Next"/>
                 <w:color w:val="1A1A1A"/>
-                <w:sz w:val="18"/>
+                <w:sz w:val="22"/>
                 <w:szCs w:val="18"/>
               </w:rPr>
               <w:t xml:space="preserve"> ≠ 0). Examples: 3/4, −2.5, 7, −1 1/2.</w:t>
@@ -298,25 +300,25 @@
                 <w:rFonts w:ascii="Avenir Next" w:hAnsi="Avenir Next" w:cs="Avenir Next" w:eastAsia="Avenir Next"/>
                 <w:b/>
                 <w:color w:val="003A70"/>
+                <w:sz w:val="22"/>
+                <w:szCs w:val="18"/>
+              </w:rPr>
+              <w:t xml:space="preserve">•</w:t>
+            </w:r>
+            <w:r>
+              <w:rPr>
+                <w:rFonts w:ascii="Avenir Next" w:hAnsi="Avenir Next" w:cs="Avenir Next" w:eastAsia="Avenir Next"/>
+                <w:color w:val="1A1A1A"/>
                 <w:sz w:val="18"/>
                 <w:szCs w:val="18"/>
               </w:rPr>
-              <w:t xml:space="preserve">•</w:t>
-            </w:r>
-            <w:r>
-              <w:rPr>
-                <w:rFonts w:ascii="Avenir Next" w:hAnsi="Avenir Next" w:cs="Avenir Next" w:eastAsia="Avenir Next"/>
-                <w:color w:val="1A1A1A"/>
-                <w:sz w:val="18"/>
-                <w:szCs w:val="18"/>
-              </w:rPr>
               <w:tab/>
             </w:r>
             <w:r>
               <w:rPr>
                 <w:rFonts w:ascii="Avenir Next" w:hAnsi="Avenir Next" w:cs="Avenir Next" w:eastAsia="Avenir Next"/>
                 <w:color w:val="1A1A1A"/>
-                <w:sz w:val="18"/>
+                <w:sz w:val="22"/>
                 <w:szCs w:val="18"/>
               </w:rPr>
               <w:t xml:space="preserve">Between two integers, split the gap into </w:t>
@@ -326,7 +328,7 @@
                 <w:rFonts w:ascii="Avenir Next" w:hAnsi="Avenir Next" w:cs="Avenir Next" w:eastAsia="Avenir Next"/>
                 <w:b/>
                 <w:color w:val="1A1A1A"/>
-                <w:sz w:val="18"/>
+                <w:sz w:val="22"/>
                 <w:szCs w:val="18"/>
               </w:rPr>
               <w:t xml:space="preserve">equal parts</w:t>
@@ -335,7 +337,7 @@
               <w:rPr>
                 <w:rFonts w:ascii="Avenir Next" w:hAnsi="Avenir Next" w:cs="Avenir Next" w:eastAsia="Avenir Next"/>
                 <w:color w:val="1A1A1A"/>
-                <w:sz w:val="18"/>
+                <w:sz w:val="22"/>
                 <w:szCs w:val="18"/>
               </w:rPr>
               <w:t xml:space="preserve"> (halves, fourths, tenths).</w:t>
@@ -354,25 +356,25 @@
                 <w:rFonts w:ascii="Avenir Next" w:hAnsi="Avenir Next" w:cs="Avenir Next" w:eastAsia="Avenir Next"/>
                 <w:b/>
                 <w:color w:val="003A70"/>
+                <w:sz w:val="22"/>
+                <w:szCs w:val="18"/>
+              </w:rPr>
+              <w:t xml:space="preserve">•</w:t>
+            </w:r>
+            <w:r>
+              <w:rPr>
+                <w:rFonts w:ascii="Avenir Next" w:hAnsi="Avenir Next" w:cs="Avenir Next" w:eastAsia="Avenir Next"/>
+                <w:color w:val="1A1A1A"/>
                 <w:sz w:val="18"/>
                 <w:szCs w:val="18"/>
               </w:rPr>
-              <w:t xml:space="preserve">•</w:t>
-            </w:r>
-            <w:r>
-              <w:rPr>
-                <w:rFonts w:ascii="Avenir Next" w:hAnsi="Avenir Next" w:cs="Avenir Next" w:eastAsia="Avenir Next"/>
-                <w:color w:val="1A1A1A"/>
-                <w:sz w:val="18"/>
-                <w:szCs w:val="18"/>
-              </w:rPr>
               <w:tab/>
             </w:r>
             <w:r>
               <w:rPr>
                 <w:rFonts w:ascii="Avenir Next" w:hAnsi="Avenir Next" w:cs="Avenir Next" w:eastAsia="Avenir Next"/>
                 <w:color w:val="1A1A1A"/>
-                <w:sz w:val="18"/>
+                <w:sz w:val="22"/>
                 <w:szCs w:val="18"/>
               </w:rPr>
               <w:t xml:space="preserve">Negative numbers sit </w:t>
@@ -382,7 +384,7 @@
                 <w:rFonts w:ascii="Avenir Next" w:hAnsi="Avenir Next" w:cs="Avenir Next" w:eastAsia="Avenir Next"/>
                 <w:b/>
                 <w:color w:val="1A1A1A"/>
-                <w:sz w:val="18"/>
+                <w:sz w:val="22"/>
                 <w:szCs w:val="18"/>
               </w:rPr>
               <w:t xml:space="preserve">left of 0</w:t>
@@ -391,7 +393,7 @@
               <w:rPr>
                 <w:rFonts w:ascii="Avenir Next" w:hAnsi="Avenir Next" w:cs="Avenir Next" w:eastAsia="Avenir Next"/>
                 <w:color w:val="1A1A1A"/>
-                <w:sz w:val="18"/>
+                <w:sz w:val="22"/>
                 <w:szCs w:val="18"/>
               </w:rPr>
               <w:t xml:space="preserve">. −2.5 is halfway between −3 and −2.</w:t>
@@ -406,6 +408,7 @@
           </w:tcPr>
           <w:p>
             <w:pPr>
+              <w:pStyle w:val="Heading2"/>
               <w:spacing w:before="0" w:after="40" w:line="264" w:lineRule="auto"/>
             </w:pPr>
             <w:r>
@@ -428,7 +431,7 @@
               <w:rPr>
                 <w:rFonts w:ascii="Avenir Next" w:hAnsi="Avenir Next" w:cs="Avenir Next" w:eastAsia="Avenir Next"/>
                 <w:color w:val="1A1A1A"/>
-                <w:sz w:val="17"/>
+                <w:sz w:val="22"/>
                 <w:szCs w:val="17"/>
               </w:rPr>
               <w:t xml:space="preserve">Plot −1.75 and its opposite on a number line.</w:t>
@@ -447,25 +450,25 @@
                 <w:rFonts w:ascii="Avenir Next" w:hAnsi="Avenir Next" w:cs="Avenir Next" w:eastAsia="Avenir Next"/>
                 <w:b/>
                 <w:color w:val="003A70"/>
+                <w:sz w:val="22"/>
+                <w:szCs w:val="17"/>
+              </w:rPr>
+              <w:t xml:space="preserve">Step 1</w:t>
+            </w:r>
+            <w:r>
+              <w:rPr>
+                <w:rFonts w:ascii="Avenir Next" w:hAnsi="Avenir Next" w:cs="Avenir Next" w:eastAsia="Avenir Next"/>
+                <w:color w:val="1A1A1A"/>
                 <w:sz w:val="17"/>
                 <w:szCs w:val="17"/>
               </w:rPr>
-              <w:t xml:space="preserve">Step 1</w:t>
-            </w:r>
-            <w:r>
-              <w:rPr>
-                <w:rFonts w:ascii="Avenir Next" w:hAnsi="Avenir Next" w:cs="Avenir Next" w:eastAsia="Avenir Next"/>
-                <w:color w:val="1A1A1A"/>
-                <w:sz w:val="17"/>
-                <w:szCs w:val="17"/>
-              </w:rPr>
               <w:tab/>
             </w:r>
             <w:r>
               <w:rPr>
                 <w:rFonts w:ascii="Avenir Next" w:hAnsi="Avenir Next" w:cs="Avenir Next" w:eastAsia="Avenir Next"/>
                 <w:color w:val="1A1A1A"/>
-                <w:sz w:val="17"/>
+                <w:sz w:val="22"/>
                 <w:szCs w:val="17"/>
               </w:rPr>
               <w:t xml:space="preserve">−1.75 is between −2 and −1. Split each unit into fourths; count 3 fourths left of −1.</w:t>
@@ -484,25 +487,25 @@
                 <w:rFonts w:ascii="Avenir Next" w:hAnsi="Avenir Next" w:cs="Avenir Next" w:eastAsia="Avenir Next"/>
                 <w:b/>
                 <w:color w:val="003A70"/>
+                <w:sz w:val="22"/>
+                <w:szCs w:val="17"/>
+              </w:rPr>
+              <w:t xml:space="preserve">Step 2</w:t>
+            </w:r>
+            <w:r>
+              <w:rPr>
+                <w:rFonts w:ascii="Avenir Next" w:hAnsi="Avenir Next" w:cs="Avenir Next" w:eastAsia="Avenir Next"/>
+                <w:color w:val="1A1A1A"/>
                 <w:sz w:val="17"/>
                 <w:szCs w:val="17"/>
               </w:rPr>
-              <w:t xml:space="preserve">Step 2</w:t>
-            </w:r>
-            <w:r>
-              <w:rPr>
-                <w:rFonts w:ascii="Avenir Next" w:hAnsi="Avenir Next" w:cs="Avenir Next" w:eastAsia="Avenir Next"/>
-                <w:color w:val="1A1A1A"/>
-                <w:sz w:val="17"/>
-                <w:szCs w:val="17"/>
-              </w:rPr>
               <w:tab/>
             </w:r>
             <w:r>
               <w:rPr>
                 <w:rFonts w:ascii="Avenir Next" w:hAnsi="Avenir Next" w:cs="Avenir Next" w:eastAsia="Avenir Next"/>
                 <w:color w:val="1A1A1A"/>
-                <w:sz w:val="17"/>
+                <w:sz w:val="22"/>
                 <w:szCs w:val="17"/>
               </w:rPr>
               <w:t xml:space="preserve">The opposite, 1.75, is 3 fourths right of 1.</w:t>
@@ -521,18 +524,18 @@
                 <w:rFonts w:ascii="Avenir Next" w:hAnsi="Avenir Next" w:cs="Avenir Next" w:eastAsia="Avenir Next"/>
                 <w:b/>
                 <w:color w:val="1A1A1A"/>
+                <w:sz w:val="22"/>
+                <w:szCs w:val="17"/>
+              </w:rPr>
+              <w:t xml:space="preserve">Answer</w:t>
+            </w:r>
+            <w:r>
+              <w:rPr>
+                <w:rFonts w:ascii="Avenir Next" w:hAnsi="Avenir Next" w:cs="Avenir Next" w:eastAsia="Avenir Next"/>
+                <w:color w:val="1A1A1A"/>
                 <w:sz w:val="17"/>
                 <w:szCs w:val="17"/>
               </w:rPr>
-              <w:t xml:space="preserve">Answer</w:t>
-            </w:r>
-            <w:r>
-              <w:rPr>
-                <w:rFonts w:ascii="Avenir Next" w:hAnsi="Avenir Next" w:cs="Avenir Next" w:eastAsia="Avenir Next"/>
-                <w:color w:val="1A1A1A"/>
-                <w:sz w:val="17"/>
-                <w:szCs w:val="17"/>
-              </w:rPr>
               <w:tab/>
             </w:r>
             <w:r>
@@ -540,7 +543,7 @@
                 <w:rFonts w:ascii="Avenir Next" w:hAnsi="Avenir Next" w:cs="Avenir Next" w:eastAsia="Avenir Next"/>
                 <w:b/>
                 <w:color w:val="1A1A1A"/>
-                <w:sz w:val="17"/>
+                <w:sz w:val="22"/>
                 <w:szCs w:val="17"/>
               </w:rPr>
               <w:t xml:space="preserve">points at −1.75 and 1.75</w:t>
@@ -590,6 +593,7 @@
           </w:tcPr>
           <w:p>
             <w:pPr>
+              <w:pStyle w:val="Heading2"/>
               <w:spacing w:before="0" w:after="40" w:line="264" w:lineRule="auto"/>
             </w:pPr>
             <w:r>
@@ -613,7 +617,7 @@
                 <w:rFonts w:ascii="Avenir Next" w:hAnsi="Avenir Next" w:cs="Avenir Next" w:eastAsia="Avenir Next"/>
                 <w:b/>
                 <w:color w:val="1A1A1A"/>
-                <w:sz w:val="21"/>
+                <w:sz w:val="22"/>
                 <w:szCs w:val="21"/>
               </w:rPr>
               <w:t xml:space="preserve">rational number</w:t>
@@ -622,7 +626,7 @@
               <w:rPr>
                 <w:rFonts w:ascii="Avenir Next" w:hAnsi="Avenir Next" w:cs="Avenir Next" w:eastAsia="Avenir Next"/>
                 <w:color w:val="5A5F66"/>
-                <w:sz w:val="21"/>
+                <w:sz w:val="22"/>
                 <w:szCs w:val="21"/>
               </w:rPr>
               <w:t xml:space="preserve"> — </w:t>
@@ -631,7 +635,7 @@
               <w:rPr>
                 <w:rFonts w:ascii="Avenir Next" w:hAnsi="Avenir Next" w:cs="Avenir Next" w:eastAsia="Avenir Next"/>
                 <w:color w:val="1A1A1A"/>
-                <w:sz w:val="21"/>
+                <w:sz w:val="22"/>
                 <w:szCs w:val="21"/>
               </w:rPr>
               <w:t xml:space="preserve">a number you can write as a fraction</w:t>
@@ -646,7 +650,7 @@
                 <w:rFonts w:ascii="Avenir Next" w:hAnsi="Avenir Next" w:cs="Avenir Next" w:eastAsia="Avenir Next"/>
                 <w:b/>
                 <w:color w:val="1A1A1A"/>
-                <w:sz w:val="21"/>
+                <w:sz w:val="22"/>
                 <w:szCs w:val="21"/>
               </w:rPr>
               <w:t xml:space="preserve">integer</w:t>
@@ -655,7 +659,7 @@
               <w:rPr>
                 <w:rFonts w:ascii="Avenir Next" w:hAnsi="Avenir Next" w:cs="Avenir Next" w:eastAsia="Avenir Next"/>
                 <w:color w:val="5A5F66"/>
-                <w:sz w:val="21"/>
+                <w:sz w:val="22"/>
                 <w:szCs w:val="21"/>
               </w:rPr>
               <w:t xml:space="preserve"> — </w:t>
@@ -664,7 +668,7 @@
               <w:rPr>
                 <w:rFonts w:ascii="Avenir Next" w:hAnsi="Avenir Next" w:cs="Avenir Next" w:eastAsia="Avenir Next"/>
                 <w:color w:val="1A1A1A"/>
-                <w:sz w:val="21"/>
+                <w:sz w:val="22"/>
                 <w:szCs w:val="21"/>
               </w:rPr>
               <w:t xml:space="preserve">…, −2, −1, 0, 1, 2, …</w:t>
@@ -690,7 +694,7 @@
                 <w:rFonts w:ascii="Avenir Next" w:hAnsi="Avenir Next" w:cs="Avenir Next" w:eastAsia="Avenir Next"/>
                 <w:b/>
                 <w:color w:val="1A1A1A"/>
-                <w:sz w:val="21"/>
+                <w:sz w:val="22"/>
                 <w:szCs w:val="21"/>
               </w:rPr>
               <w:t xml:space="preserve">negative</w:t>
@@ -699,7 +703,7 @@
               <w:rPr>
                 <w:rFonts w:ascii="Avenir Next" w:hAnsi="Avenir Next" w:cs="Avenir Next" w:eastAsia="Avenir Next"/>
                 <w:color w:val="5A5F66"/>
-                <w:sz w:val="21"/>
+                <w:sz w:val="22"/>
                 <w:szCs w:val="21"/>
               </w:rPr>
               <w:t xml:space="preserve"> — </w:t>
@@ -708,7 +712,7 @@
               <w:rPr>
                 <w:rFonts w:ascii="Avenir Next" w:hAnsi="Avenir Next" w:cs="Avenir Next" w:eastAsia="Avenir Next"/>
                 <w:color w:val="1A1A1A"/>
-                <w:sz w:val="21"/>
+                <w:sz w:val="22"/>
                 <w:szCs w:val="21"/>
               </w:rPr>
               <w:t xml:space="preserve">less than 0; to the left of 0</w:t>
@@ -723,7 +727,7 @@
                 <w:rFonts w:ascii="Avenir Next" w:hAnsi="Avenir Next" w:cs="Avenir Next" w:eastAsia="Avenir Next"/>
                 <w:b/>
                 <w:color w:val="1A1A1A"/>
-                <w:sz w:val="21"/>
+                <w:sz w:val="22"/>
                 <w:szCs w:val="21"/>
               </w:rPr>
               <w:t xml:space="preserve">between</w:t>
@@ -732,7 +736,7 @@
               <w:rPr>
                 <w:rFonts w:ascii="Avenir Next" w:hAnsi="Avenir Next" w:cs="Avenir Next" w:eastAsia="Avenir Next"/>
                 <w:color w:val="5A5F66"/>
-                <w:sz w:val="21"/>
+                <w:sz w:val="22"/>
                 <w:szCs w:val="21"/>
               </w:rPr>
               <w:t xml:space="preserve"> — </w:t>
@@ -741,7 +745,7 @@
               <w:rPr>
                 <w:rFonts w:ascii="Avenir Next" w:hAnsi="Avenir Next" w:cs="Avenir Next" w:eastAsia="Avenir Next"/>
                 <w:color w:val="1A1A1A"/>
-                <w:sz w:val="21"/>
+                <w:sz w:val="22"/>
                 <w:szCs w:val="21"/>
               </w:rPr>
               <w:t xml:space="preserve">in the middle of two numbers</w:t>
@@ -752,6 +756,7 @@
     </w:tbl>
     <w:p>
       <w:pPr>
+        <w:pStyle w:val="Heading2"/>
         <w:keepNext/>
         <w:pBdr>
           <w:bottom w:val="single" w:sz="8" w:space="3" w:color="003A70"/>
@@ -767,7 +772,7 @@
           <w:b/>
           <w:color w:val="003A70"/>
           <w:spacing w:val="14"/>
-          <w:sz w:val="21"/>
+          <w:sz w:val="22"/>
           <w:szCs w:val="21"/>
         </w:rPr>
         <w:t xml:space="preserve">PRACTICE</w:t>
@@ -786,7 +791,7 @@
           <w:rFonts w:ascii="Avenir Next" w:hAnsi="Avenir Next" w:cs="Avenir Next" w:eastAsia="Avenir Next"/>
           <w:i/>
           <w:color w:val="5A5F66"/>
-          <w:sz w:val="17"/>
+          <w:sz w:val="22"/>
           <w:szCs w:val="17"/>
         </w:rPr>
         <w:t xml:space="preserve">show your work · label units</w:t>
@@ -878,7 +883,7 @@
               <w:drawing>
                 <wp:inline distT="0" distB="0" distL="0" distR="0">
                   <wp:extent cx="4572000" cy="731520"/>
-                  <wp:docPr id="1" name="Figure 1"/>
+                  <wp:docPr id="1" name="Figure 1" descr="Number line from -2 to 2, ticks every 0.25. Points: x: -1.75; label: A, x: -0.5; label: B, x: 1.25; label: C."/>
                   <a:graphic xmlns:a="http://schemas.openxmlformats.org/drawingml/2006/main">
                     <a:graphicData uri="http://schemas.openxmlformats.org/drawingml/2006/picture">
                       <pic:pic xmlns:pic="http://schemas.openxmlformats.org/drawingml/2006/picture">
@@ -1231,25 +1236,25 @@
                 <w:rFonts w:ascii="Avenir Next" w:hAnsi="Avenir Next" w:cs="Avenir Next" w:eastAsia="Avenir Next"/>
                 <w:b/>
                 <w:color w:val="003A70"/>
+                <w:sz w:val="22"/>
+                <w:szCs w:val="18"/>
+              </w:rPr>
+              <w:t xml:space="preserve">Step 1</w:t>
+            </w:r>
+            <w:r>
+              <w:rPr>
+                <w:rFonts w:ascii="Avenir Next" w:hAnsi="Avenir Next" w:cs="Avenir Next" w:eastAsia="Avenir Next"/>
+                <w:color w:val="1A1A1A"/>
                 <w:sz w:val="18"/>
                 <w:szCs w:val="18"/>
               </w:rPr>
-              <w:t xml:space="preserve">Step 1</w:t>
-            </w:r>
-            <w:r>
-              <w:rPr>
-                <w:rFonts w:ascii="Avenir Next" w:hAnsi="Avenir Next" w:cs="Avenir Next" w:eastAsia="Avenir Next"/>
-                <w:color w:val="1A1A1A"/>
-                <w:sz w:val="18"/>
-                <w:szCs w:val="18"/>
-              </w:rPr>
               <w:tab/>
             </w:r>
             <w:r>
               <w:rPr>
                 <w:rFonts w:ascii="Avenir Next" w:hAnsi="Avenir Next" w:cs="Avenir Next" w:eastAsia="Avenir Next"/>
                 <w:color w:val="1A1A1A"/>
-                <w:sz w:val="21"/>
+                <w:sz w:val="22"/>
                 <w:szCs w:val="21"/>
               </w:rPr>
               <w:t xml:space="preserve">Find the two integers on each side of the number.</w:t>
@@ -1269,25 +1274,25 @@
                 <w:rFonts w:ascii="Avenir Next" w:hAnsi="Avenir Next" w:cs="Avenir Next" w:eastAsia="Avenir Next"/>
                 <w:b/>
                 <w:color w:val="003A70"/>
+                <w:sz w:val="22"/>
+                <w:szCs w:val="18"/>
+              </w:rPr>
+              <w:t xml:space="preserve">Step 2</w:t>
+            </w:r>
+            <w:r>
+              <w:rPr>
+                <w:rFonts w:ascii="Avenir Next" w:hAnsi="Avenir Next" w:cs="Avenir Next" w:eastAsia="Avenir Next"/>
+                <w:color w:val="1A1A1A"/>
                 <w:sz w:val="18"/>
                 <w:szCs w:val="18"/>
               </w:rPr>
-              <w:t xml:space="preserve">Step 2</w:t>
-            </w:r>
-            <w:r>
-              <w:rPr>
-                <w:rFonts w:ascii="Avenir Next" w:hAnsi="Avenir Next" w:cs="Avenir Next" w:eastAsia="Avenir Next"/>
-                <w:color w:val="1A1A1A"/>
-                <w:sz w:val="18"/>
-                <w:szCs w:val="18"/>
-              </w:rPr>
               <w:tab/>
             </w:r>
             <w:r>
               <w:rPr>
                 <w:rFonts w:ascii="Avenir Next" w:hAnsi="Avenir Next" w:cs="Avenir Next" w:eastAsia="Avenir Next"/>
                 <w:color w:val="1A1A1A"/>
-                <w:sz w:val="21"/>
+                <w:sz w:val="22"/>
                 <w:szCs w:val="21"/>
               </w:rPr>
               <w:t xml:space="preserve">Split the gap into equal parts.</w:t>
@@ -1307,25 +1312,25 @@
                 <w:rFonts w:ascii="Avenir Next" w:hAnsi="Avenir Next" w:cs="Avenir Next" w:eastAsia="Avenir Next"/>
                 <w:b/>
                 <w:color w:val="003A70"/>
+                <w:sz w:val="22"/>
+                <w:szCs w:val="18"/>
+              </w:rPr>
+              <w:t xml:space="preserve">Step 3</w:t>
+            </w:r>
+            <w:r>
+              <w:rPr>
+                <w:rFonts w:ascii="Avenir Next" w:hAnsi="Avenir Next" w:cs="Avenir Next" w:eastAsia="Avenir Next"/>
+                <w:color w:val="1A1A1A"/>
                 <w:sz w:val="18"/>
                 <w:szCs w:val="18"/>
               </w:rPr>
-              <w:t xml:space="preserve">Step 3</w:t>
-            </w:r>
-            <w:r>
-              <w:rPr>
-                <w:rFonts w:ascii="Avenir Next" w:hAnsi="Avenir Next" w:cs="Avenir Next" w:eastAsia="Avenir Next"/>
-                <w:color w:val="1A1A1A"/>
-                <w:sz w:val="18"/>
-                <w:szCs w:val="18"/>
-              </w:rPr>
               <w:tab/>
             </w:r>
             <w:r>
               <w:rPr>
                 <w:rFonts w:ascii="Avenir Next" w:hAnsi="Avenir Next" w:cs="Avenir Next" w:eastAsia="Avenir Next"/>
                 <w:color w:val="1A1A1A"/>
-                <w:sz w:val="21"/>
+                <w:sz w:val="22"/>
                 <w:szCs w:val="21"/>
               </w:rPr>
               <w:t xml:space="preserve">Count the parts and mark the point.</w:t>
@@ -1341,7 +1346,7 @@
               <w:drawing>
                 <wp:inline distT="0" distB="0" distL="0" distR="0">
                   <wp:extent cx="4572000" cy="566928"/>
-                  <wp:docPr id="2" name="Figure 2"/>
+                  <wp:docPr id="2" name="Figure 2" descr="Number line from -3 to 3, ticks every 0.25."/>
                   <a:graphic xmlns:a="http://schemas.openxmlformats.org/drawingml/2006/main">
                     <a:graphicData uri="http://schemas.openxmlformats.org/drawingml/2006/picture">
                       <pic:pic xmlns:pic="http://schemas.openxmlformats.org/drawingml/2006/picture">
@@ -2199,7 +2204,7 @@
                 <w:rFonts w:ascii="Avenir Next" w:hAnsi="Avenir Next" w:cs="Avenir Next" w:eastAsia="Avenir Next"/>
                 <w:b/>
                 <w:color w:val="003A70"/>
-                <w:sz w:val="17"/>
+                <w:sz w:val="22"/>
                 <w:szCs w:val="17"/>
               </w:rPr>
               <w:t xml:space="preserve">Frame  </w:t>
@@ -2209,10 +2214,30 @@
                 <w:rFonts w:ascii="Avenir Next" w:hAnsi="Avenir Next" w:cs="Avenir Next" w:eastAsia="Avenir Next"/>
                 <w:i/>
                 <w:color w:val="1A1A1A"/>
+                <w:sz w:val="22"/>
+                <w:szCs w:val="18"/>
+              </w:rPr>
+              <w:t xml:space="preserve">The </w:t>
+            </w:r>
+            <w:r>
+              <w:rPr>
+                <w:rFonts w:ascii="Avenir Next" w:hAnsi="Avenir Next" w:cs="Avenir Next" w:eastAsia="Avenir Next"/>
+                <w:color w:val="1A1A1A"/>
                 <w:sz w:val="18"/>
                 <w:szCs w:val="18"/>
-              </w:rPr>
-              <w:t xml:space="preserve">The </w:t>
+                <w:u w:val="single"/>
+              </w:rPr>
+              <w:t xml:space="preserve">      </w:t>
+            </w:r>
+            <w:r>
+              <w:rPr>
+                <w:rFonts w:ascii="Avenir Next" w:hAnsi="Avenir Next" w:cs="Avenir Next" w:eastAsia="Avenir Next"/>
+                <w:i/>
+                <w:color w:val="1A1A1A"/>
+                <w:sz w:val="22"/>
+                <w:szCs w:val="18"/>
+              </w:rPr>
+              <w:t xml:space="preserve"> is closer to 0 because </w:t>
             </w:r>
             <w:r>
               <w:rPr>
@@ -2229,27 +2254,7 @@
                 <w:rFonts w:ascii="Avenir Next" w:hAnsi="Avenir Next" w:cs="Avenir Next" w:eastAsia="Avenir Next"/>
                 <w:i/>
                 <w:color w:val="1A1A1A"/>
-                <w:sz w:val="18"/>
-                <w:szCs w:val="18"/>
-              </w:rPr>
-              <w:t xml:space="preserve"> is closer to 0 because </w:t>
-            </w:r>
-            <w:r>
-              <w:rPr>
-                <w:rFonts w:ascii="Avenir Next" w:hAnsi="Avenir Next" w:cs="Avenir Next" w:eastAsia="Avenir Next"/>
-                <w:color w:val="1A1A1A"/>
-                <w:sz w:val="18"/>
-                <w:szCs w:val="18"/>
-                <w:u w:val="single"/>
-              </w:rPr>
-              <w:t xml:space="preserve">      </w:t>
-            </w:r>
-            <w:r>
-              <w:rPr>
-                <w:rFonts w:ascii="Avenir Next" w:hAnsi="Avenir Next" w:cs="Avenir Next" w:eastAsia="Avenir Next"/>
-                <w:i/>
-                <w:color w:val="1A1A1A"/>
-                <w:sz w:val="18"/>
+                <w:sz w:val="22"/>
                 <w:szCs w:val="18"/>
               </w:rPr>
               <w:t xml:space="preserve">.</w:t>
@@ -2474,7 +2479,7 @@
                 <w:rFonts w:ascii="Avenir Next" w:hAnsi="Avenir Next" w:cs="Avenir Next" w:eastAsia="Avenir Next"/>
                 <w:b/>
                 <w:color w:val="003A70"/>
-                <w:sz w:val="17"/>
+                <w:sz w:val="22"/>
                 <w:szCs w:val="17"/>
               </w:rPr>
               <w:t xml:space="preserve">Frame  </w:t>
@@ -2484,10 +2489,30 @@
                 <w:rFonts w:ascii="Avenir Next" w:hAnsi="Avenir Next" w:cs="Avenir Next" w:eastAsia="Avenir Next"/>
                 <w:i/>
                 <w:color w:val="1A1A1A"/>
+                <w:sz w:val="22"/>
+                <w:szCs w:val="18"/>
+              </w:rPr>
+              <w:t xml:space="preserve">Tyrell’s mistake is </w:t>
+            </w:r>
+            <w:r>
+              <w:rPr>
+                <w:rFonts w:ascii="Avenir Next" w:hAnsi="Avenir Next" w:cs="Avenir Next" w:eastAsia="Avenir Next"/>
+                <w:color w:val="1A1A1A"/>
                 <w:sz w:val="18"/>
                 <w:szCs w:val="18"/>
-              </w:rPr>
-              <w:t xml:space="preserve">Tyrell’s mistake is </w:t>
+                <w:u w:val="single"/>
+              </w:rPr>
+              <w:t xml:space="preserve">      </w:t>
+            </w:r>
+            <w:r>
+              <w:rPr>
+                <w:rFonts w:ascii="Avenir Next" w:hAnsi="Avenir Next" w:cs="Avenir Next" w:eastAsia="Avenir Next"/>
+                <w:i/>
+                <w:color w:val="1A1A1A"/>
+                <w:sz w:val="22"/>
+                <w:szCs w:val="18"/>
+              </w:rPr>
+              <w:t xml:space="preserve">. −1.5 is between </w:t>
             </w:r>
             <w:r>
               <w:rPr>
@@ -2504,17 +2529,17 @@
                 <w:rFonts w:ascii="Avenir Next" w:hAnsi="Avenir Next" w:cs="Avenir Next" w:eastAsia="Avenir Next"/>
                 <w:i/>
                 <w:color w:val="1A1A1A"/>
+                <w:sz w:val="22"/>
+                <w:szCs w:val="18"/>
+              </w:rPr>
+              <w:t xml:space="preserve"> and </w:t>
+            </w:r>
+            <w:r>
+              <w:rPr>
+                <w:rFonts w:ascii="Avenir Next" w:hAnsi="Avenir Next" w:cs="Avenir Next" w:eastAsia="Avenir Next"/>
+                <w:color w:val="1A1A1A"/>
                 <w:sz w:val="18"/>
                 <w:szCs w:val="18"/>
-              </w:rPr>
-              <w:t xml:space="preserve">. −1.5 is between </w:t>
-            </w:r>
-            <w:r>
-              <w:rPr>
-                <w:rFonts w:ascii="Avenir Next" w:hAnsi="Avenir Next" w:cs="Avenir Next" w:eastAsia="Avenir Next"/>
-                <w:color w:val="1A1A1A"/>
-                <w:sz w:val="18"/>
-                <w:szCs w:val="18"/>
                 <w:u w:val="single"/>
               </w:rPr>
               <w:t xml:space="preserve">      </w:t>
@@ -2524,27 +2549,7 @@
                 <w:rFonts w:ascii="Avenir Next" w:hAnsi="Avenir Next" w:cs="Avenir Next" w:eastAsia="Avenir Next"/>
                 <w:i/>
                 <w:color w:val="1A1A1A"/>
-                <w:sz w:val="18"/>
-                <w:szCs w:val="18"/>
-              </w:rPr>
-              <w:t xml:space="preserve"> and </w:t>
-            </w:r>
-            <w:r>
-              <w:rPr>
-                <w:rFonts w:ascii="Avenir Next" w:hAnsi="Avenir Next" w:cs="Avenir Next" w:eastAsia="Avenir Next"/>
-                <w:color w:val="1A1A1A"/>
-                <w:sz w:val="18"/>
-                <w:szCs w:val="18"/>
-                <w:u w:val="single"/>
-              </w:rPr>
-              <w:t xml:space="preserve">      </w:t>
-            </w:r>
-            <w:r>
-              <w:rPr>
-                <w:rFonts w:ascii="Avenir Next" w:hAnsi="Avenir Next" w:cs="Avenir Next" w:eastAsia="Avenir Next"/>
-                <w:i/>
-                <w:color w:val="1A1A1A"/>
-                <w:sz w:val="18"/>
+                <w:sz w:val="22"/>
                 <w:szCs w:val="18"/>
               </w:rPr>
               <w:t xml:space="preserve">.</w:t>
@@ -2673,6 +2678,7 @@
           </w:tcPr>
           <w:p>
             <w:pPr>
+              <w:pStyle w:val="Heading2"/>
               <w:spacing w:before="0" w:after="0" w:line="240" w:lineRule="auto"/>
             </w:pPr>
             <w:r>
@@ -2710,7 +2716,7 @@
               <w:rPr>
                 <w:rFonts w:ascii="Avenir Next" w:hAnsi="Avenir Next" w:cs="Avenir Next" w:eastAsia="Avenir Next"/>
                 <w:color w:val="1A1A1A"/>
-                <w:sz w:val="17"/>
+                <w:sz w:val="22"/>
                 <w:szCs w:val="17"/>
               </w:rPr>
               <w:t xml:space="preserve">  I can do this on my own</w:t>
@@ -2739,7 +2745,7 @@
               <w:rPr>
                 <w:rFonts w:ascii="Avenir Next" w:hAnsi="Avenir Next" w:cs="Avenir Next" w:eastAsia="Avenir Next"/>
                 <w:color w:val="1A1A1A"/>
-                <w:sz w:val="17"/>
+                <w:sz w:val="22"/>
                 <w:szCs w:val="17"/>
               </w:rPr>
               <w:t xml:space="preserve">  I need a little help</w:t>
@@ -2768,7 +2774,7 @@
               <w:rPr>
                 <w:rFonts w:ascii="Avenir Next" w:hAnsi="Avenir Next" w:cs="Avenir Next" w:eastAsia="Avenir Next"/>
                 <w:color w:val="1A1A1A"/>
-                <w:sz w:val="17"/>
+                <w:sz w:val="22"/>
                 <w:szCs w:val="17"/>
               </w:rPr>
               <w:t xml:space="preserve">  I have a question about #</w:t>
@@ -2806,7 +2812,7 @@
         <w:rPr>
           <w:rFonts w:ascii="Avenir Next" w:hAnsi="Avenir Next" w:cs="Avenir Next" w:eastAsia="Avenir Next"/>
           <w:color w:val="5A5F66"/>
-          <w:sz w:val="17"/>
+          <w:sz w:val="22"/>
           <w:szCs w:val="17"/>
         </w:rPr>
         <w:t xml:space="preserve">Find a ruler or measuring cup at home. Show someone where 1/2, 1/4, and 3/4 are.</w:t>
@@ -2889,14 +2895,15 @@
           <w:caps/>
           <w:color w:val="003A70"/>
           <w:spacing w:val="12"/>
-          <w:sz w:val="21"/>
+          <w:sz w:val="22"/>
           <w:szCs w:val="21"/>
         </w:rPr>
-        <w:t xml:space="preserve">Lesson 7-2  ·  Homework Packet  ·  Level 1  ·  Sheet 2 of 2</w:t>
+        <w:t xml:space="preserve">Lesson 7-2  ·  Homework Packet  ·  Supported  ·  Session 2 · pages 3–4</w:t>
       </w:r>
     </w:p>
     <w:p>
       <w:pPr>
+        <w:pStyle w:val="Heading1"/>
         <w:keepNext/>
         <w:spacing w:before="0" w:after="10" w:line="240" w:lineRule="auto"/>
       </w:pPr>
@@ -2922,7 +2929,7 @@
         <w:rPr>
           <w:rFonts w:ascii="Avenir Next" w:hAnsi="Avenir Next" w:cs="Avenir Next" w:eastAsia="Avenir Next"/>
           <w:color w:val="5A5F66"/>
-          <w:sz w:val="17"/>
+          <w:sz w:val="22"/>
           <w:szCs w:val="17"/>
         </w:rPr>
         <w:t xml:space="preserve">Maryland Standard 6.NS.C.6a   ·   Learning target — I can find the opposite of a rational number and explain what taking the opposite twice does.</w:t>
@@ -2969,6 +2976,7 @@
           </w:tcPr>
           <w:p>
             <w:pPr>
+              <w:pStyle w:val="Heading2"/>
               <w:spacing w:before="0" w:after="40" w:line="264" w:lineRule="auto"/>
             </w:pPr>
             <w:r>
@@ -2996,18 +3004,18 @@
                 <w:rFonts w:ascii="Avenir Next" w:hAnsi="Avenir Next" w:cs="Avenir Next" w:eastAsia="Avenir Next"/>
                 <w:b/>
                 <w:color w:val="003A70"/>
+                <w:sz w:val="22"/>
+                <w:szCs w:val="18"/>
+              </w:rPr>
+              <w:t xml:space="preserve">•</w:t>
+            </w:r>
+            <w:r>
+              <w:rPr>
+                <w:rFonts w:ascii="Avenir Next" w:hAnsi="Avenir Next" w:cs="Avenir Next" w:eastAsia="Avenir Next"/>
+                <w:color w:val="1A1A1A"/>
                 <w:sz w:val="18"/>
                 <w:szCs w:val="18"/>
               </w:rPr>
-              <w:t xml:space="preserve">•</w:t>
-            </w:r>
-            <w:r>
-              <w:rPr>
-                <w:rFonts w:ascii="Avenir Next" w:hAnsi="Avenir Next" w:cs="Avenir Next" w:eastAsia="Avenir Next"/>
-                <w:color w:val="1A1A1A"/>
-                <w:sz w:val="18"/>
-                <w:szCs w:val="18"/>
-              </w:rPr>
               <w:tab/>
             </w:r>
             <w:r>
@@ -3015,7 +3023,7 @@
                 <w:rFonts w:ascii="Avenir Next" w:hAnsi="Avenir Next" w:cs="Avenir Next" w:eastAsia="Avenir Next"/>
                 <w:b/>
                 <w:color w:val="1A1A1A"/>
-                <w:sz w:val="18"/>
+                <w:sz w:val="22"/>
                 <w:szCs w:val="18"/>
               </w:rPr>
               <w:t xml:space="preserve">Opposites</w:t>
@@ -3024,7 +3032,7 @@
               <w:rPr>
                 <w:rFonts w:ascii="Avenir Next" w:hAnsi="Avenir Next" w:cs="Avenir Next" w:eastAsia="Avenir Next"/>
                 <w:color w:val="1A1A1A"/>
-                <w:sz w:val="18"/>
+                <w:sz w:val="22"/>
                 <w:szCs w:val="18"/>
               </w:rPr>
               <w:t xml:space="preserve"> are the same distance from 0: 2.5 and −2.5.</w:t>
@@ -3043,25 +3051,25 @@
                 <w:rFonts w:ascii="Avenir Next" w:hAnsi="Avenir Next" w:cs="Avenir Next" w:eastAsia="Avenir Next"/>
                 <w:b/>
                 <w:color w:val="003A70"/>
+                <w:sz w:val="22"/>
+                <w:szCs w:val="18"/>
+              </w:rPr>
+              <w:t xml:space="preserve">•</w:t>
+            </w:r>
+            <w:r>
+              <w:rPr>
+                <w:rFonts w:ascii="Avenir Next" w:hAnsi="Avenir Next" w:cs="Avenir Next" w:eastAsia="Avenir Next"/>
+                <w:color w:val="1A1A1A"/>
                 <w:sz w:val="18"/>
                 <w:szCs w:val="18"/>
               </w:rPr>
-              <w:t xml:space="preserve">•</w:t>
-            </w:r>
-            <w:r>
-              <w:rPr>
-                <w:rFonts w:ascii="Avenir Next" w:hAnsi="Avenir Next" w:cs="Avenir Next" w:eastAsia="Avenir Next"/>
-                <w:color w:val="1A1A1A"/>
-                <w:sz w:val="18"/>
-                <w:szCs w:val="18"/>
-              </w:rPr>
               <w:tab/>
             </w:r>
             <w:r>
               <w:rPr>
                 <w:rFonts w:ascii="Avenir Next" w:hAnsi="Avenir Next" w:cs="Avenir Next" w:eastAsia="Avenir Next"/>
                 <w:color w:val="1A1A1A"/>
-                <w:sz w:val="18"/>
+                <w:sz w:val="22"/>
                 <w:szCs w:val="18"/>
               </w:rPr>
               <w:t xml:space="preserve">The opposite of a negative number is </w:t>
@@ -3071,7 +3079,7 @@
                 <w:rFonts w:ascii="Avenir Next" w:hAnsi="Avenir Next" w:cs="Avenir Next" w:eastAsia="Avenir Next"/>
                 <w:b/>
                 <w:color w:val="1A1A1A"/>
-                <w:sz w:val="18"/>
+                <w:sz w:val="22"/>
                 <w:szCs w:val="18"/>
               </w:rPr>
               <w:t xml:space="preserve">positive</w:t>
@@ -3080,7 +3088,7 @@
               <w:rPr>
                 <w:rFonts w:ascii="Avenir Next" w:hAnsi="Avenir Next" w:cs="Avenir Next" w:eastAsia="Avenir Next"/>
                 <w:color w:val="1A1A1A"/>
-                <w:sz w:val="18"/>
+                <w:sz w:val="22"/>
                 <w:szCs w:val="18"/>
               </w:rPr>
               <w:t xml:space="preserve">.</w:t>
@@ -3099,25 +3107,25 @@
                 <w:rFonts w:ascii="Avenir Next" w:hAnsi="Avenir Next" w:cs="Avenir Next" w:eastAsia="Avenir Next"/>
                 <w:b/>
                 <w:color w:val="003A70"/>
+                <w:sz w:val="22"/>
+                <w:szCs w:val="18"/>
+              </w:rPr>
+              <w:t xml:space="preserve">•</w:t>
+            </w:r>
+            <w:r>
+              <w:rPr>
+                <w:rFonts w:ascii="Avenir Next" w:hAnsi="Avenir Next" w:cs="Avenir Next" w:eastAsia="Avenir Next"/>
+                <w:color w:val="1A1A1A"/>
                 <w:sz w:val="18"/>
                 <w:szCs w:val="18"/>
               </w:rPr>
-              <w:t xml:space="preserve">•</w:t>
-            </w:r>
-            <w:r>
-              <w:rPr>
-                <w:rFonts w:ascii="Avenir Next" w:hAnsi="Avenir Next" w:cs="Avenir Next" w:eastAsia="Avenir Next"/>
-                <w:color w:val="1A1A1A"/>
-                <w:sz w:val="18"/>
-                <w:szCs w:val="18"/>
-              </w:rPr>
               <w:tab/>
             </w:r>
             <w:r>
               <w:rPr>
                 <w:rFonts w:ascii="Avenir Next" w:hAnsi="Avenir Next" w:cs="Avenir Next" w:eastAsia="Avenir Next"/>
                 <w:color w:val="1A1A1A"/>
-                <w:sz w:val="18"/>
+                <w:sz w:val="22"/>
                 <w:szCs w:val="18"/>
               </w:rPr>
               <w:t xml:space="preserve">Taking the opposite </w:t>
@@ -3127,7 +3135,7 @@
                 <w:rFonts w:ascii="Avenir Next" w:hAnsi="Avenir Next" w:cs="Avenir Next" w:eastAsia="Avenir Next"/>
                 <w:b/>
                 <w:color w:val="1A1A1A"/>
-                <w:sz w:val="18"/>
+                <w:sz w:val="22"/>
                 <w:szCs w:val="18"/>
               </w:rPr>
               <w:t xml:space="preserve">twice</w:t>
@@ -3136,7 +3144,7 @@
               <w:rPr>
                 <w:rFonts w:ascii="Avenir Next" w:hAnsi="Avenir Next" w:cs="Avenir Next" w:eastAsia="Avenir Next"/>
                 <w:color w:val="1A1A1A"/>
-                <w:sz w:val="18"/>
+                <w:sz w:val="22"/>
                 <w:szCs w:val="18"/>
               </w:rPr>
               <w:t xml:space="preserve"> gives back the number you started with.</w:t>
@@ -3151,6 +3159,7 @@
           </w:tcPr>
           <w:p>
             <w:pPr>
+              <w:pStyle w:val="Heading2"/>
               <w:spacing w:before="0" w:after="40" w:line="264" w:lineRule="auto"/>
             </w:pPr>
             <w:r>
@@ -3173,7 +3182,7 @@
               <w:rPr>
                 <w:rFonts w:ascii="Avenir Next" w:hAnsi="Avenir Next" w:cs="Avenir Next" w:eastAsia="Avenir Next"/>
                 <w:color w:val="1A1A1A"/>
-                <w:sz w:val="17"/>
+                <w:sz w:val="22"/>
                 <w:szCs w:val="17"/>
               </w:rPr>
               <w:t xml:space="preserve">Start at 3/5. Find its opposite. Then find the opposite of that.</w:t>
@@ -3192,25 +3201,25 @@
                 <w:rFonts w:ascii="Avenir Next" w:hAnsi="Avenir Next" w:cs="Avenir Next" w:eastAsia="Avenir Next"/>
                 <w:b/>
                 <w:color w:val="003A70"/>
+                <w:sz w:val="22"/>
+                <w:szCs w:val="17"/>
+              </w:rPr>
+              <w:t xml:space="preserve">Step 1</w:t>
+            </w:r>
+            <w:r>
+              <w:rPr>
+                <w:rFonts w:ascii="Avenir Next" w:hAnsi="Avenir Next" w:cs="Avenir Next" w:eastAsia="Avenir Next"/>
+                <w:color w:val="1A1A1A"/>
                 <w:sz w:val="17"/>
                 <w:szCs w:val="17"/>
               </w:rPr>
-              <w:t xml:space="preserve">Step 1</w:t>
-            </w:r>
-            <w:r>
-              <w:rPr>
-                <w:rFonts w:ascii="Avenir Next" w:hAnsi="Avenir Next" w:cs="Avenir Next" w:eastAsia="Avenir Next"/>
-                <w:color w:val="1A1A1A"/>
-                <w:sz w:val="17"/>
-                <w:szCs w:val="17"/>
-              </w:rPr>
               <w:tab/>
             </w:r>
             <w:r>
               <w:rPr>
                 <w:rFonts w:ascii="Avenir Next" w:hAnsi="Avenir Next" w:cs="Avenir Next" w:eastAsia="Avenir Next"/>
                 <w:color w:val="1A1A1A"/>
-                <w:sz w:val="17"/>
+                <w:sz w:val="22"/>
                 <w:szCs w:val="17"/>
               </w:rPr>
               <w:t xml:space="preserve">Opposite of 3/5 is −3/5.</w:t>
@@ -3229,25 +3238,25 @@
                 <w:rFonts w:ascii="Avenir Next" w:hAnsi="Avenir Next" w:cs="Avenir Next" w:eastAsia="Avenir Next"/>
                 <w:b/>
                 <w:color w:val="003A70"/>
+                <w:sz w:val="22"/>
+                <w:szCs w:val="17"/>
+              </w:rPr>
+              <w:t xml:space="preserve">Step 2</w:t>
+            </w:r>
+            <w:r>
+              <w:rPr>
+                <w:rFonts w:ascii="Avenir Next" w:hAnsi="Avenir Next" w:cs="Avenir Next" w:eastAsia="Avenir Next"/>
+                <w:color w:val="1A1A1A"/>
                 <w:sz w:val="17"/>
                 <w:szCs w:val="17"/>
               </w:rPr>
-              <w:t xml:space="preserve">Step 2</w:t>
-            </w:r>
-            <w:r>
-              <w:rPr>
-                <w:rFonts w:ascii="Avenir Next" w:hAnsi="Avenir Next" w:cs="Avenir Next" w:eastAsia="Avenir Next"/>
-                <w:color w:val="1A1A1A"/>
-                <w:sz w:val="17"/>
-                <w:szCs w:val="17"/>
-              </w:rPr>
               <w:tab/>
             </w:r>
             <w:r>
               <w:rPr>
                 <w:rFonts w:ascii="Avenir Next" w:hAnsi="Avenir Next" w:cs="Avenir Next" w:eastAsia="Avenir Next"/>
                 <w:color w:val="1A1A1A"/>
-                <w:sz w:val="17"/>
+                <w:sz w:val="22"/>
                 <w:szCs w:val="17"/>
               </w:rPr>
               <w:t xml:space="preserve">Opposite of −3/5 is 3/5.</w:t>
@@ -3266,18 +3275,18 @@
                 <w:rFonts w:ascii="Avenir Next" w:hAnsi="Avenir Next" w:cs="Avenir Next" w:eastAsia="Avenir Next"/>
                 <w:b/>
                 <w:color w:val="1A1A1A"/>
+                <w:sz w:val="22"/>
+                <w:szCs w:val="17"/>
+              </w:rPr>
+              <w:t xml:space="preserve">Answer</w:t>
+            </w:r>
+            <w:r>
+              <w:rPr>
+                <w:rFonts w:ascii="Avenir Next" w:hAnsi="Avenir Next" w:cs="Avenir Next" w:eastAsia="Avenir Next"/>
+                <w:color w:val="1A1A1A"/>
                 <w:sz w:val="17"/>
                 <w:szCs w:val="17"/>
               </w:rPr>
-              <w:t xml:space="preserve">Answer</w:t>
-            </w:r>
-            <w:r>
-              <w:rPr>
-                <w:rFonts w:ascii="Avenir Next" w:hAnsi="Avenir Next" w:cs="Avenir Next" w:eastAsia="Avenir Next"/>
-                <w:color w:val="1A1A1A"/>
-                <w:sz w:val="17"/>
-                <w:szCs w:val="17"/>
-              </w:rPr>
               <w:tab/>
             </w:r>
             <w:r>
@@ -3285,7 +3294,7 @@
                 <w:rFonts w:ascii="Avenir Next" w:hAnsi="Avenir Next" w:cs="Avenir Next" w:eastAsia="Avenir Next"/>
                 <w:b/>
                 <w:color w:val="1A1A1A"/>
-                <w:sz w:val="17"/>
+                <w:sz w:val="22"/>
                 <w:szCs w:val="17"/>
               </w:rPr>
               <w:t xml:space="preserve">−3/5, then 3/5</w:t>
@@ -3335,6 +3344,7 @@
           </w:tcPr>
           <w:p>
             <w:pPr>
+              <w:pStyle w:val="Heading2"/>
               <w:spacing w:before="0" w:after="40" w:line="264" w:lineRule="auto"/>
             </w:pPr>
             <w:r>
@@ -3358,7 +3368,7 @@
                 <w:rFonts w:ascii="Avenir Next" w:hAnsi="Avenir Next" w:cs="Avenir Next" w:eastAsia="Avenir Next"/>
                 <w:b/>
                 <w:color w:val="1A1A1A"/>
-                <w:sz w:val="21"/>
+                <w:sz w:val="22"/>
                 <w:szCs w:val="21"/>
               </w:rPr>
               <w:t xml:space="preserve">opposite</w:t>
@@ -3367,7 +3377,7 @@
               <w:rPr>
                 <w:rFonts w:ascii="Avenir Next" w:hAnsi="Avenir Next" w:cs="Avenir Next" w:eastAsia="Avenir Next"/>
                 <w:color w:val="5A5F66"/>
-                <w:sz w:val="21"/>
+                <w:sz w:val="22"/>
                 <w:szCs w:val="21"/>
               </w:rPr>
               <w:t xml:space="preserve"> — </w:t>
@@ -3376,7 +3386,7 @@
               <w:rPr>
                 <w:rFonts w:ascii="Avenir Next" w:hAnsi="Avenir Next" w:cs="Avenir Next" w:eastAsia="Avenir Next"/>
                 <w:color w:val="1A1A1A"/>
-                <w:sz w:val="21"/>
+                <w:sz w:val="22"/>
                 <w:szCs w:val="21"/>
               </w:rPr>
               <w:t xml:space="preserve">same distance from 0, other side</w:t>
@@ -3391,7 +3401,7 @@
                 <w:rFonts w:ascii="Avenir Next" w:hAnsi="Avenir Next" w:cs="Avenir Next" w:eastAsia="Avenir Next"/>
                 <w:b/>
                 <w:color w:val="1A1A1A"/>
-                <w:sz w:val="21"/>
+                <w:sz w:val="22"/>
                 <w:szCs w:val="21"/>
               </w:rPr>
               <w:t xml:space="preserve">−(−3)</w:t>
@@ -3400,7 +3410,7 @@
               <w:rPr>
                 <w:rFonts w:ascii="Avenir Next" w:hAnsi="Avenir Next" w:cs="Avenir Next" w:eastAsia="Avenir Next"/>
                 <w:color w:val="5A5F66"/>
-                <w:sz w:val="21"/>
+                <w:sz w:val="22"/>
                 <w:szCs w:val="21"/>
               </w:rPr>
               <w:t xml:space="preserve"> — </w:t>
@@ -3409,7 +3419,7 @@
               <w:rPr>
                 <w:rFonts w:ascii="Avenir Next" w:hAnsi="Avenir Next" w:cs="Avenir Next" w:eastAsia="Avenir Next"/>
                 <w:color w:val="1A1A1A"/>
-                <w:sz w:val="21"/>
+                <w:sz w:val="22"/>
                 <w:szCs w:val="21"/>
               </w:rPr>
               <w:t xml:space="preserve">the opposite of −3, which is 3</w:t>
@@ -3435,7 +3445,7 @@
                 <w:rFonts w:ascii="Avenir Next" w:hAnsi="Avenir Next" w:cs="Avenir Next" w:eastAsia="Avenir Next"/>
                 <w:b/>
                 <w:color w:val="1A1A1A"/>
-                <w:sz w:val="21"/>
+                <w:sz w:val="22"/>
                 <w:szCs w:val="21"/>
               </w:rPr>
               <w:t xml:space="preserve">distance from 0</w:t>
@@ -3444,7 +3454,7 @@
               <w:rPr>
                 <w:rFonts w:ascii="Avenir Next" w:hAnsi="Avenir Next" w:cs="Avenir Next" w:eastAsia="Avenir Next"/>
                 <w:color w:val="5A5F66"/>
-                <w:sz w:val="21"/>
+                <w:sz w:val="22"/>
                 <w:szCs w:val="21"/>
               </w:rPr>
               <w:t xml:space="preserve"> — </w:t>
@@ -3453,7 +3463,7 @@
               <w:rPr>
                 <w:rFonts w:ascii="Avenir Next" w:hAnsi="Avenir Next" w:cs="Avenir Next" w:eastAsia="Avenir Next"/>
                 <w:color w:val="1A1A1A"/>
-                <w:sz w:val="21"/>
+                <w:sz w:val="22"/>
                 <w:szCs w:val="21"/>
               </w:rPr>
               <w:t xml:space="preserve">how far a number is from 0</w:t>
@@ -3464,6 +3474,7 @@
     </w:tbl>
     <w:p>
       <w:pPr>
+        <w:pStyle w:val="Heading2"/>
         <w:keepNext/>
         <w:pBdr>
           <w:bottom w:val="single" w:sz="8" w:space="3" w:color="003A70"/>
@@ -3479,7 +3490,7 @@
           <w:b/>
           <w:color w:val="003A70"/>
           <w:spacing w:val="14"/>
-          <w:sz w:val="21"/>
+          <w:sz w:val="22"/>
           <w:szCs w:val="21"/>
         </w:rPr>
         <w:t xml:space="preserve">PRACTICE</w:t>
@@ -3498,7 +3509,7 @@
           <w:rFonts w:ascii="Avenir Next" w:hAnsi="Avenir Next" w:cs="Avenir Next" w:eastAsia="Avenir Next"/>
           <w:i/>
           <w:color w:val="5A5F66"/>
-          <w:sz w:val="17"/>
+          <w:sz w:val="22"/>
           <w:szCs w:val="17"/>
         </w:rPr>
         <w:t xml:space="preserve">show your work · label units</w:t>
@@ -4091,7 +4102,7 @@
               <w:drawing>
                 <wp:inline distT="0" distB="0" distL="0" distR="0">
                   <wp:extent cx="4572000" cy="731520"/>
-                  <wp:docPr id="3" name="Figure 3"/>
+                  <wp:docPr id="3" name="Figure 3" descr="Number line from -3 to 3, ticks every 0.25. Points: x: -2.25; label: P."/>
                   <a:graphic xmlns:a="http://schemas.openxmlformats.org/drawingml/2006/main">
                     <a:graphicData uri="http://schemas.openxmlformats.org/drawingml/2006/picture">
                       <pic:pic xmlns:pic="http://schemas.openxmlformats.org/drawingml/2006/picture">
@@ -4399,25 +4410,25 @@
                 <w:rFonts w:ascii="Avenir Next" w:hAnsi="Avenir Next" w:cs="Avenir Next" w:eastAsia="Avenir Next"/>
                 <w:b/>
                 <w:color w:val="003A70"/>
+                <w:sz w:val="22"/>
+                <w:szCs w:val="18"/>
+              </w:rPr>
+              <w:t xml:space="preserve">Step 1</w:t>
+            </w:r>
+            <w:r>
+              <w:rPr>
+                <w:rFonts w:ascii="Avenir Next" w:hAnsi="Avenir Next" w:cs="Avenir Next" w:eastAsia="Avenir Next"/>
+                <w:color w:val="1A1A1A"/>
                 <w:sz w:val="18"/>
                 <w:szCs w:val="18"/>
               </w:rPr>
-              <w:t xml:space="preserve">Step 1</w:t>
-            </w:r>
-            <w:r>
-              <w:rPr>
-                <w:rFonts w:ascii="Avenir Next" w:hAnsi="Avenir Next" w:cs="Avenir Next" w:eastAsia="Avenir Next"/>
-                <w:color w:val="1A1A1A"/>
-                <w:sz w:val="18"/>
-                <w:szCs w:val="18"/>
-              </w:rPr>
               <w:tab/>
             </w:r>
             <w:r>
               <w:rPr>
                 <w:rFonts w:ascii="Avenir Next" w:hAnsi="Avenir Next" w:cs="Avenir Next" w:eastAsia="Avenir Next"/>
                 <w:color w:val="1A1A1A"/>
-                <w:sz w:val="21"/>
+                <w:sz w:val="22"/>
                 <w:szCs w:val="21"/>
               </w:rPr>
               <w:t xml:space="preserve">M is to the left of 0, so M is negative.</w:t>
@@ -4437,25 +4448,25 @@
                 <w:rFonts w:ascii="Avenir Next" w:hAnsi="Avenir Next" w:cs="Avenir Next" w:eastAsia="Avenir Next"/>
                 <w:b/>
                 <w:color w:val="003A70"/>
+                <w:sz w:val="22"/>
+                <w:szCs w:val="18"/>
+              </w:rPr>
+              <w:t xml:space="preserve">Step 2</w:t>
+            </w:r>
+            <w:r>
+              <w:rPr>
+                <w:rFonts w:ascii="Avenir Next" w:hAnsi="Avenir Next" w:cs="Avenir Next" w:eastAsia="Avenir Next"/>
+                <w:color w:val="1A1A1A"/>
                 <w:sz w:val="18"/>
                 <w:szCs w:val="18"/>
               </w:rPr>
-              <w:t xml:space="preserve">Step 2</w:t>
-            </w:r>
-            <w:r>
-              <w:rPr>
-                <w:rFonts w:ascii="Avenir Next" w:hAnsi="Avenir Next" w:cs="Avenir Next" w:eastAsia="Avenir Next"/>
-                <w:color w:val="1A1A1A"/>
-                <w:sz w:val="18"/>
-                <w:szCs w:val="18"/>
-              </w:rPr>
               <w:tab/>
             </w:r>
             <w:r>
               <w:rPr>
                 <w:rFonts w:ascii="Avenir Next" w:hAnsi="Avenir Next" w:cs="Avenir Next" w:eastAsia="Avenir Next"/>
                 <w:color w:val="1A1A1A"/>
-                <w:sz w:val="21"/>
+                <w:sz w:val="22"/>
                 <w:szCs w:val="21"/>
               </w:rPr>
               <w:t xml:space="preserve">N is the opposite of M, so N is positive.</w:t>
@@ -4680,7 +4691,7 @@
                 <w:rFonts w:ascii="Avenir Next" w:hAnsi="Avenir Next" w:cs="Avenir Next" w:eastAsia="Avenir Next"/>
                 <w:b/>
                 <w:color w:val="003A70"/>
-                <w:sz w:val="17"/>
+                <w:sz w:val="22"/>
                 <w:szCs w:val="17"/>
               </w:rPr>
               <w:t xml:space="preserve">Frame  </w:t>
@@ -4690,17 +4701,17 @@
                 <w:rFonts w:ascii="Avenir Next" w:hAnsi="Avenir Next" w:cs="Avenir Next" w:eastAsia="Avenir Next"/>
                 <w:i/>
                 <w:color w:val="1A1A1A"/>
+                <w:sz w:val="22"/>
+                <w:szCs w:val="18"/>
+              </w:rPr>
+              <w:t xml:space="preserve">Kofi is wrong because the opposite of a negative number is </w:t>
+            </w:r>
+            <w:r>
+              <w:rPr>
+                <w:rFonts w:ascii="Avenir Next" w:hAnsi="Avenir Next" w:cs="Avenir Next" w:eastAsia="Avenir Next"/>
+                <w:color w:val="1A1A1A"/>
                 <w:sz w:val="18"/>
                 <w:szCs w:val="18"/>
-              </w:rPr>
-              <w:t xml:space="preserve">Kofi is wrong because the opposite of a negative number is </w:t>
-            </w:r>
-            <w:r>
-              <w:rPr>
-                <w:rFonts w:ascii="Avenir Next" w:hAnsi="Avenir Next" w:cs="Avenir Next" w:eastAsia="Avenir Next"/>
-                <w:color w:val="1A1A1A"/>
-                <w:sz w:val="18"/>
-                <w:szCs w:val="18"/>
                 <w:u w:val="single"/>
               </w:rPr>
               <w:t xml:space="preserve">      </w:t>
@@ -4710,7 +4721,7 @@
                 <w:rFonts w:ascii="Avenir Next" w:hAnsi="Avenir Next" w:cs="Avenir Next" w:eastAsia="Avenir Next"/>
                 <w:i/>
                 <w:color w:val="1A1A1A"/>
-                <w:sz w:val="18"/>
+                <w:sz w:val="22"/>
                 <w:szCs w:val="18"/>
               </w:rPr>
               <w:t xml:space="preserve">.</w:t>
@@ -4797,6 +4808,7 @@
     </w:p>
     <w:p>
       <w:pPr>
+        <w:pStyle w:val="Heading2"/>
         <w:keepNext/>
         <w:pBdr>
           <w:bottom w:val="single" w:sz="8" w:space="3" w:color="003A70"/>
@@ -4812,7 +4824,7 @@
           <w:b/>
           <w:color w:val="003A70"/>
           <w:spacing w:val="14"/>
-          <w:sz w:val="21"/>
+          <w:sz w:val="22"/>
           <w:szCs w:val="21"/>
         </w:rPr>
         <w:t xml:space="preserve">TEST PRACTICE</w:t>
@@ -4831,7 +4843,7 @@
           <w:rFonts w:ascii="Avenir Next" w:hAnsi="Avenir Next" w:cs="Avenir Next" w:eastAsia="Avenir Next"/>
           <w:i/>
           <w:color w:val="5A5F66"/>
-          <w:sz w:val="17"/>
+          <w:sz w:val="22"/>
           <w:szCs w:val="17"/>
         </w:rPr>
         <w:t xml:space="preserve">choose the best answer</w:t>
@@ -4963,25 +4975,25 @@
                       <w:rFonts w:ascii="Avenir Next" w:hAnsi="Avenir Next" w:cs="Avenir Next" w:eastAsia="Avenir Next"/>
                       <w:b/>
                       <w:color w:val="003A70"/>
+                      <w:sz w:val="22"/>
+                      <w:szCs w:val="21"/>
+                    </w:rPr>
+                    <w:t xml:space="preserve">A</w:t>
+                  </w:r>
+                  <w:r>
+                    <w:rPr>
+                      <w:rFonts w:ascii="Avenir Next" w:hAnsi="Avenir Next" w:cs="Avenir Next" w:eastAsia="Avenir Next"/>
+                      <w:color w:val="1A1A1A"/>
                       <w:sz w:val="21"/>
                       <w:szCs w:val="21"/>
                     </w:rPr>
-                    <w:t xml:space="preserve">A</w:t>
-                  </w:r>
-                  <w:r>
-                    <w:rPr>
-                      <w:rFonts w:ascii="Avenir Next" w:hAnsi="Avenir Next" w:cs="Avenir Next" w:eastAsia="Avenir Next"/>
-                      <w:color w:val="1A1A1A"/>
-                      <w:sz w:val="21"/>
-                      <w:szCs w:val="21"/>
-                    </w:rPr>
                     <w:tab/>
                   </w:r>
                   <w:r>
                     <w:rPr>
                       <w:rFonts w:ascii="Avenir Next" w:hAnsi="Avenir Next" w:cs="Avenir Next" w:eastAsia="Avenir Next"/>
                       <w:color w:val="1A1A1A"/>
-                      <w:sz w:val="21"/>
+                      <w:sz w:val="22"/>
                       <w:szCs w:val="21"/>
                     </w:rPr>
                     <w:t xml:space="preserve">−7/8</w:t>
@@ -5006,25 +5018,25 @@
                       <w:rFonts w:ascii="Avenir Next" w:hAnsi="Avenir Next" w:cs="Avenir Next" w:eastAsia="Avenir Next"/>
                       <w:b/>
                       <w:color w:val="003A70"/>
+                      <w:sz w:val="22"/>
+                      <w:szCs w:val="21"/>
+                    </w:rPr>
+                    <w:t xml:space="preserve">B</w:t>
+                  </w:r>
+                  <w:r>
+                    <w:rPr>
+                      <w:rFonts w:ascii="Avenir Next" w:hAnsi="Avenir Next" w:cs="Avenir Next" w:eastAsia="Avenir Next"/>
+                      <w:color w:val="1A1A1A"/>
                       <w:sz w:val="21"/>
                       <w:szCs w:val="21"/>
                     </w:rPr>
-                    <w:t xml:space="preserve">B</w:t>
-                  </w:r>
-                  <w:r>
-                    <w:rPr>
-                      <w:rFonts w:ascii="Avenir Next" w:hAnsi="Avenir Next" w:cs="Avenir Next" w:eastAsia="Avenir Next"/>
-                      <w:color w:val="1A1A1A"/>
-                      <w:sz w:val="21"/>
-                      <w:szCs w:val="21"/>
-                    </w:rPr>
                     <w:tab/>
                   </w:r>
                   <w:r>
                     <w:rPr>
                       <w:rFonts w:ascii="Avenir Next" w:hAnsi="Avenir Next" w:cs="Avenir Next" w:eastAsia="Avenir Next"/>
                       <w:color w:val="1A1A1A"/>
-                      <w:sz w:val="21"/>
+                      <w:sz w:val="22"/>
                       <w:szCs w:val="21"/>
                     </w:rPr>
                     <w:t xml:space="preserve">7/8</w:t>
@@ -5049,25 +5061,25 @@
                       <w:rFonts w:ascii="Avenir Next" w:hAnsi="Avenir Next" w:cs="Avenir Next" w:eastAsia="Avenir Next"/>
                       <w:b/>
                       <w:color w:val="003A70"/>
+                      <w:sz w:val="22"/>
+                      <w:szCs w:val="21"/>
+                    </w:rPr>
+                    <w:t xml:space="preserve">C</w:t>
+                  </w:r>
+                  <w:r>
+                    <w:rPr>
+                      <w:rFonts w:ascii="Avenir Next" w:hAnsi="Avenir Next" w:cs="Avenir Next" w:eastAsia="Avenir Next"/>
+                      <w:color w:val="1A1A1A"/>
                       <w:sz w:val="21"/>
                       <w:szCs w:val="21"/>
                     </w:rPr>
-                    <w:t xml:space="preserve">C</w:t>
-                  </w:r>
-                  <w:r>
-                    <w:rPr>
-                      <w:rFonts w:ascii="Avenir Next" w:hAnsi="Avenir Next" w:cs="Avenir Next" w:eastAsia="Avenir Next"/>
-                      <w:color w:val="1A1A1A"/>
-                      <w:sz w:val="21"/>
-                      <w:szCs w:val="21"/>
-                    </w:rPr>
                     <w:tab/>
                   </w:r>
                   <w:r>
                     <w:rPr>
                       <w:rFonts w:ascii="Avenir Next" w:hAnsi="Avenir Next" w:cs="Avenir Next" w:eastAsia="Avenir Next"/>
                       <w:color w:val="1A1A1A"/>
-                      <w:sz w:val="21"/>
+                      <w:sz w:val="22"/>
                       <w:szCs w:val="21"/>
                     </w:rPr>
                     <w:t xml:space="preserve">8/7</w:t>
@@ -5092,25 +5104,25 @@
                       <w:rFonts w:ascii="Avenir Next" w:hAnsi="Avenir Next" w:cs="Avenir Next" w:eastAsia="Avenir Next"/>
                       <w:b/>
                       <w:color w:val="003A70"/>
+                      <w:sz w:val="22"/>
+                      <w:szCs w:val="21"/>
+                    </w:rPr>
+                    <w:t xml:space="preserve">D</w:t>
+                  </w:r>
+                  <w:r>
+                    <w:rPr>
+                      <w:rFonts w:ascii="Avenir Next" w:hAnsi="Avenir Next" w:cs="Avenir Next" w:eastAsia="Avenir Next"/>
+                      <w:color w:val="1A1A1A"/>
                       <w:sz w:val="21"/>
                       <w:szCs w:val="21"/>
                     </w:rPr>
-                    <w:t xml:space="preserve">D</w:t>
-                  </w:r>
-                  <w:r>
-                    <w:rPr>
-                      <w:rFonts w:ascii="Avenir Next" w:hAnsi="Avenir Next" w:cs="Avenir Next" w:eastAsia="Avenir Next"/>
-                      <w:color w:val="1A1A1A"/>
-                      <w:sz w:val="21"/>
-                      <w:szCs w:val="21"/>
-                    </w:rPr>
                     <w:tab/>
                   </w:r>
                   <w:r>
                     <w:rPr>
                       <w:rFonts w:ascii="Avenir Next" w:hAnsi="Avenir Next" w:cs="Avenir Next" w:eastAsia="Avenir Next"/>
                       <w:color w:val="1A1A1A"/>
-                      <w:sz w:val="21"/>
+                      <w:sz w:val="22"/>
                       <w:szCs w:val="21"/>
                     </w:rPr>
                     <w:t xml:space="preserve">−8/7</w:t>
@@ -5258,25 +5270,25 @@
                       <w:rFonts w:ascii="Avenir Next" w:hAnsi="Avenir Next" w:cs="Avenir Next" w:eastAsia="Avenir Next"/>
                       <w:b/>
                       <w:color w:val="003A70"/>
+                      <w:sz w:val="22"/>
+                      <w:szCs w:val="21"/>
+                    </w:rPr>
+                    <w:t xml:space="preserve">A</w:t>
+                  </w:r>
+                  <w:r>
+                    <w:rPr>
+                      <w:rFonts w:ascii="Avenir Next" w:hAnsi="Avenir Next" w:cs="Avenir Next" w:eastAsia="Avenir Next"/>
+                      <w:color w:val="1A1A1A"/>
                       <w:sz w:val="21"/>
                       <w:szCs w:val="21"/>
                     </w:rPr>
-                    <w:t xml:space="preserve">A</w:t>
-                  </w:r>
-                  <w:r>
-                    <w:rPr>
-                      <w:rFonts w:ascii="Avenir Next" w:hAnsi="Avenir Next" w:cs="Avenir Next" w:eastAsia="Avenir Next"/>
-                      <w:color w:val="1A1A1A"/>
-                      <w:sz w:val="21"/>
-                      <w:szCs w:val="21"/>
-                    </w:rPr>
                     <w:tab/>
                   </w:r>
                   <w:r>
                     <w:rPr>
                       <w:rFonts w:ascii="Avenir Next" w:hAnsi="Avenir Next" w:cs="Avenir Next" w:eastAsia="Avenir Next"/>
                       <w:color w:val="1A1A1A"/>
-                      <w:sz w:val="21"/>
+                      <w:sz w:val="22"/>
                       <w:szCs w:val="21"/>
                     </w:rPr>
                     <w:t xml:space="preserve">−3.4</w:t>
@@ -5301,25 +5313,25 @@
                       <w:rFonts w:ascii="Avenir Next" w:hAnsi="Avenir Next" w:cs="Avenir Next" w:eastAsia="Avenir Next"/>
                       <w:b/>
                       <w:color w:val="003A70"/>
+                      <w:sz w:val="22"/>
+                      <w:szCs w:val="21"/>
+                    </w:rPr>
+                    <w:t xml:space="preserve">B</w:t>
+                  </w:r>
+                  <w:r>
+                    <w:rPr>
+                      <w:rFonts w:ascii="Avenir Next" w:hAnsi="Avenir Next" w:cs="Avenir Next" w:eastAsia="Avenir Next"/>
+                      <w:color w:val="1A1A1A"/>
                       <w:sz w:val="21"/>
                       <w:szCs w:val="21"/>
                     </w:rPr>
-                    <w:t xml:space="preserve">B</w:t>
-                  </w:r>
-                  <w:r>
-                    <w:rPr>
-                      <w:rFonts w:ascii="Avenir Next" w:hAnsi="Avenir Next" w:cs="Avenir Next" w:eastAsia="Avenir Next"/>
-                      <w:color w:val="1A1A1A"/>
-                      <w:sz w:val="21"/>
-                      <w:szCs w:val="21"/>
-                    </w:rPr>
                     <w:tab/>
                   </w:r>
                   <w:r>
                     <w:rPr>
                       <w:rFonts w:ascii="Avenir Next" w:hAnsi="Avenir Next" w:cs="Avenir Next" w:eastAsia="Avenir Next"/>
                       <w:color w:val="1A1A1A"/>
-                      <w:sz w:val="21"/>
+                      <w:sz w:val="22"/>
                       <w:szCs w:val="21"/>
                     </w:rPr>
                     <w:t xml:space="preserve">0</w:t>
@@ -5344,25 +5356,25 @@
                       <w:rFonts w:ascii="Avenir Next" w:hAnsi="Avenir Next" w:cs="Avenir Next" w:eastAsia="Avenir Next"/>
                       <w:b/>
                       <w:color w:val="003A70"/>
+                      <w:sz w:val="22"/>
+                      <w:szCs w:val="21"/>
+                    </w:rPr>
+                    <w:t xml:space="preserve">C</w:t>
+                  </w:r>
+                  <w:r>
+                    <w:rPr>
+                      <w:rFonts w:ascii="Avenir Next" w:hAnsi="Avenir Next" w:cs="Avenir Next" w:eastAsia="Avenir Next"/>
+                      <w:color w:val="1A1A1A"/>
                       <w:sz w:val="21"/>
                       <w:szCs w:val="21"/>
                     </w:rPr>
-                    <w:t xml:space="preserve">C</w:t>
-                  </w:r>
-                  <w:r>
-                    <w:rPr>
-                      <w:rFonts w:ascii="Avenir Next" w:hAnsi="Avenir Next" w:cs="Avenir Next" w:eastAsia="Avenir Next"/>
-                      <w:color w:val="1A1A1A"/>
-                      <w:sz w:val="21"/>
-                      <w:szCs w:val="21"/>
-                    </w:rPr>
                     <w:tab/>
                   </w:r>
                   <w:r>
                     <w:rPr>
                       <w:rFonts w:ascii="Avenir Next" w:hAnsi="Avenir Next" w:cs="Avenir Next" w:eastAsia="Avenir Next"/>
                       <w:color w:val="1A1A1A"/>
-                      <w:sz w:val="21"/>
+                      <w:sz w:val="22"/>
                       <w:szCs w:val="21"/>
                     </w:rPr>
                     <w:t xml:space="preserve">3.4</w:t>
@@ -5387,25 +5399,25 @@
                       <w:rFonts w:ascii="Avenir Next" w:hAnsi="Avenir Next" w:cs="Avenir Next" w:eastAsia="Avenir Next"/>
                       <w:b/>
                       <w:color w:val="003A70"/>
+                      <w:sz w:val="22"/>
+                      <w:szCs w:val="21"/>
+                    </w:rPr>
+                    <w:t xml:space="preserve">D</w:t>
+                  </w:r>
+                  <w:r>
+                    <w:rPr>
+                      <w:rFonts w:ascii="Avenir Next" w:hAnsi="Avenir Next" w:cs="Avenir Next" w:eastAsia="Avenir Next"/>
+                      <w:color w:val="1A1A1A"/>
                       <w:sz w:val="21"/>
                       <w:szCs w:val="21"/>
                     </w:rPr>
-                    <w:t xml:space="preserve">D</w:t>
-                  </w:r>
-                  <w:r>
-                    <w:rPr>
-                      <w:rFonts w:ascii="Avenir Next" w:hAnsi="Avenir Next" w:cs="Avenir Next" w:eastAsia="Avenir Next"/>
-                      <w:color w:val="1A1A1A"/>
-                      <w:sz w:val="21"/>
-                      <w:szCs w:val="21"/>
-                    </w:rPr>
                     <w:tab/>
                   </w:r>
                   <w:r>
                     <w:rPr>
                       <w:rFonts w:ascii="Avenir Next" w:hAnsi="Avenir Next" w:cs="Avenir Next" w:eastAsia="Avenir Next"/>
                       <w:color w:val="1A1A1A"/>
-                      <w:sz w:val="21"/>
+                      <w:sz w:val="22"/>
                       <w:szCs w:val="21"/>
                     </w:rPr>
                     <w:t xml:space="preserve">4.3</w:t>
@@ -5471,6 +5483,7 @@
           </w:tcPr>
           <w:p>
             <w:pPr>
+              <w:pStyle w:val="Heading2"/>
               <w:spacing w:before="0" w:after="0" w:line="240" w:lineRule="auto"/>
             </w:pPr>
             <w:r>
@@ -5508,7 +5521,7 @@
               <w:rPr>
                 <w:rFonts w:ascii="Avenir Next" w:hAnsi="Avenir Next" w:cs="Avenir Next" w:eastAsia="Avenir Next"/>
                 <w:color w:val="1A1A1A"/>
-                <w:sz w:val="17"/>
+                <w:sz w:val="22"/>
                 <w:szCs w:val="17"/>
               </w:rPr>
               <w:t xml:space="preserve">  I can do this on my own</w:t>
@@ -5537,7 +5550,7 @@
               <w:rPr>
                 <w:rFonts w:ascii="Avenir Next" w:hAnsi="Avenir Next" w:cs="Avenir Next" w:eastAsia="Avenir Next"/>
                 <w:color w:val="1A1A1A"/>
-                <w:sz w:val="17"/>
+                <w:sz w:val="22"/>
                 <w:szCs w:val="17"/>
               </w:rPr>
               <w:t xml:space="preserve">  I need a little help</w:t>
@@ -5566,7 +5579,7 @@
               <w:rPr>
                 <w:rFonts w:ascii="Avenir Next" w:hAnsi="Avenir Next" w:cs="Avenir Next" w:eastAsia="Avenir Next"/>
                 <w:color w:val="1A1A1A"/>
-                <w:sz w:val="17"/>
+                <w:sz w:val="22"/>
                 <w:szCs w:val="17"/>
               </w:rPr>
               <w:t xml:space="preserve">  I have a question about #</w:t>
@@ -5604,7 +5617,7 @@
         <w:rPr>
           <w:rFonts w:ascii="Avenir Next" w:hAnsi="Avenir Next" w:cs="Avenir Next" w:eastAsia="Avenir Next"/>
           <w:color w:val="5A5F66"/>
-          <w:sz w:val="17"/>
+          <w:sz w:val="22"/>
           <w:szCs w:val="17"/>
         </w:rPr>
         <w:t xml:space="preserve">Explain to someone at home why −(−1.5) is a positive number.</w:t>
@@ -5698,7 +5711,106 @@
               <w:sz w:val="15"/>
               <w:szCs w:val="15"/>
             </w:rPr>
-            <w:t xml:space="preserve">Lesson 7-2  ·  Homework Packet  ·  Level 1</w:t>
+            <w:t xml:space="preserve">7-2 · Page </w:t>
+          </w:r>
+          <w:r>
+            <w:rPr>
+              <w:rFonts w:ascii="Avenir Next" w:hAnsi="Avenir Next" w:cs="Avenir Next" w:eastAsia="Avenir Next"/>
+              <w:color w:val="5A5F66"/>
+              <w:sz w:val="15"/>
+              <w:szCs w:val="15"/>
+            </w:rPr>
+            <w:fldChar w:fldCharType="begin"/>
+          </w:r>
+          <w:r>
+            <w:rPr>
+              <w:rFonts w:ascii="Avenir Next" w:hAnsi="Avenir Next" w:cs="Avenir Next" w:eastAsia="Avenir Next"/>
+              <w:color w:val="5A5F66"/>
+              <w:sz w:val="15"/>
+              <w:szCs w:val="15"/>
+            </w:rPr>
+            <w:instrText xml:space="preserve"> PAGE </w:instrText>
+          </w:r>
+          <w:r>
+            <w:rPr>
+              <w:rFonts w:ascii="Avenir Next" w:hAnsi="Avenir Next" w:cs="Avenir Next" w:eastAsia="Avenir Next"/>
+              <w:color w:val="5A5F66"/>
+              <w:sz w:val="15"/>
+              <w:szCs w:val="15"/>
+            </w:rPr>
+            <w:fldChar w:fldCharType="separate"/>
+          </w:r>
+          <w:r>
+            <w:rPr>
+              <w:rFonts w:ascii="Avenir Next" w:hAnsi="Avenir Next" w:cs="Avenir Next" w:eastAsia="Avenir Next"/>
+              <w:color w:val="5A5F66"/>
+              <w:sz w:val="15"/>
+              <w:szCs w:val="15"/>
+            </w:rPr>
+            <w:t xml:space="preserve">1</w:t>
+          </w:r>
+          <w:r>
+            <w:rPr>
+              <w:rFonts w:ascii="Avenir Next" w:hAnsi="Avenir Next" w:cs="Avenir Next" w:eastAsia="Avenir Next"/>
+              <w:color w:val="5A5F66"/>
+              <w:sz w:val="15"/>
+              <w:szCs w:val="15"/>
+            </w:rPr>
+            <w:fldChar w:fldCharType="end"/>
+          </w:r>
+          <w:r>
+            <w:rPr>
+              <w:rFonts w:ascii="Avenir Next" w:hAnsi="Avenir Next" w:cs="Avenir Next" w:eastAsia="Avenir Next"/>
+              <w:color w:val="5A5F66"/>
+              <w:sz w:val="15"/>
+              <w:szCs w:val="15"/>
+            </w:rPr>
+            <w:t xml:space="preserve"> of </w:t>
+          </w:r>
+          <w:r>
+            <w:rPr>
+              <w:rFonts w:ascii="Avenir Next" w:hAnsi="Avenir Next" w:cs="Avenir Next" w:eastAsia="Avenir Next"/>
+              <w:color w:val="5A5F66"/>
+              <w:sz w:val="15"/>
+              <w:szCs w:val="15"/>
+            </w:rPr>
+            <w:fldChar w:fldCharType="begin"/>
+          </w:r>
+          <w:r>
+            <w:rPr>
+              <w:rFonts w:ascii="Avenir Next" w:hAnsi="Avenir Next" w:cs="Avenir Next" w:eastAsia="Avenir Next"/>
+              <w:color w:val="5A5F66"/>
+              <w:sz w:val="15"/>
+              <w:szCs w:val="15"/>
+            </w:rPr>
+            <w:instrText xml:space="preserve"> NUMPAGES </w:instrText>
+          </w:r>
+          <w:r>
+            <w:rPr>
+              <w:rFonts w:ascii="Avenir Next" w:hAnsi="Avenir Next" w:cs="Avenir Next" w:eastAsia="Avenir Next"/>
+              <w:color w:val="5A5F66"/>
+              <w:sz w:val="15"/>
+              <w:szCs w:val="15"/>
+            </w:rPr>
+            <w:fldChar w:fldCharType="separate"/>
+          </w:r>
+          <w:r>
+            <w:rPr>
+              <w:rFonts w:ascii="Avenir Next" w:hAnsi="Avenir Next" w:cs="Avenir Next" w:eastAsia="Avenir Next"/>
+              <w:color w:val="5A5F66"/>
+              <w:sz w:val="15"/>
+              <w:szCs w:val="15"/>
+            </w:rPr>
+            <w:t xml:space="preserve">1</w:t>
+          </w:r>
+          <w:r>
+            <w:rPr>
+              <w:rFonts w:ascii="Avenir Next" w:hAnsi="Avenir Next" w:cs="Avenir Next" w:eastAsia="Avenir Next"/>
+              <w:color w:val="5A5F66"/>
+              <w:sz w:val="15"/>
+              <w:szCs w:val="15"/>
+            </w:rPr>
+            <w:fldChar w:fldCharType="end"/>
           </w:r>
         </w:p>
       </w:tc>
@@ -5741,5 +5853,23 @@
       </w:tblCellMar>
     </w:tblPr>
   </w:style>
+  <w:style w:type="paragraph" w:styleId="Heading1">
+    <w:name w:val="heading 1"/>
+    <w:basedOn w:val="Normal"/>
+    <w:pPr>
+      <w:outlineLvl w:val="0"/>
+      <w:keepNext w:val="0"/>
+      <w:keepLines w:val="0"/>
+    </w:pPr>
+  </w:style>
+  <w:style w:type="paragraph" w:styleId="Heading2">
+    <w:name w:val="heading 2"/>
+    <w:basedOn w:val="Normal"/>
+    <w:pPr>
+      <w:outlineLvl w:val="1"/>
+      <w:keepNext w:val="0"/>
+      <w:keepLines w:val="0"/>
+    </w:pPr>
+  </w:style>
 </w:styles>
 </file>